--- a/deliverables/项目报告.docx
+++ b/deliverables/项目报告.docx
@@ -5709,7 +5709,7 @@
       <w:r>
         <w:t>仓库：https://github.com/25121596/Python-teamwork</w:t>
         <w:br/>
-        <w:t>续作分支：complete-project-stages。每个实际阶段配有 docs/stages Markdown 和独立 Git 提交。当前 GitHub 应用写入返回 403，续作尚未上传成功；交付 Git bundle 保留完整本地历史。</w:t>
+        <w:t>续作分支：complete-project-stages。每个实际阶段配有 docs/stages Markdown 和独立 Git 提交。该分支已成功推送到远程，GitHub 侧可直接查看完整提交历史。</w:t>
       </w:r>
     </w:p>
     <w:p>
